--- a/2026 الى 2027/التكليف 2027/الفصل الأول/تكليف نجوم المختبر  عاشر 2027.docx
+++ b/2026 الى 2027/التكليف 2027/الفصل الأول/تكليف نجوم المختبر  عاشر 2027.docx
@@ -151,7 +151,7 @@
           <w:u w:val="single"/>
           <w:rtl/>
         </w:rPr>
-        <w:t>5</w:t>
+        <w:t>6</w:t>
       </w:r>
       <w:r>
         <w:rPr>
@@ -203,7 +203,7 @@
           <w:u w:val="single"/>
           <w:rtl/>
         </w:rPr>
-        <w:t>6</w:t>
+        <w:t>7</w:t>
       </w:r>
     </w:p>
     <w:p>
